--- a/워크시트/ShyPanda_얼굴인식버전_엔트리_워크시트.docx
+++ b/워크시트/ShyPanda_얼굴인식버전_엔트리_워크시트.docx
@@ -1074,18 +1074,7 @@
         <w:rPr>
           <w:sz w:val="22"/>
         </w:rPr>
-        <w:t>아래는 ShyPanda-window내 얼굴인식.ent 파일에서 달라진 “창문인식” 나만의 블록입니다. (판다 오브젝트 코드는 원본과 동일하므로 생략합니다.)</w:t>
-      </w:r>
-    </w:p>
-    <w:p>
-      <w:pPr>
-        <w:spacing w:after="120"/>
-      </w:pPr>
-      <w:r>
-        <w:rPr>
-          <w:sz w:val="18"/>
-        </w:rPr>
-        <w:t>※ 색상은 실제 엔트리 편집기의 블록 카테고리를 참고해 스타일화하여 그린 것입니다.</w:t>
+        <w:t>아래는 ShyPanda-window내 얼굴인식.ent 파일을 엔트리 편집기에서 직접 불러와 캡처한, 달라진 “창문인식” 나만의 블록입니다. (판다 오브젝트 코드는 원본과 동일하므로 생략합니다.)</w:t>
       </w:r>
     </w:p>
     <w:p>
@@ -1102,7 +1091,7 @@
       <w:r>
         <w:drawing>
           <wp:inline xmlns:a="http://schemas.openxmlformats.org/drawingml/2006/main" xmlns:pic="http://schemas.openxmlformats.org/drawingml/2006/picture">
-            <wp:extent cx="5400000" cy="4269375"/>
+            <wp:extent cx="6000000" cy="2818689"/>
             <wp:docPr id="3" name="Picture 3"/>
             <wp:cNvGraphicFramePr>
               <a:graphicFrameLocks noChangeAspect="1"/>
@@ -1123,7 +1112,7 @@
                   <pic:spPr>
                     <a:xfrm>
                       <a:off x="0" y="0"/>
-                      <a:ext cx="5400000" cy="4269375"/>
+                      <a:ext cx="6000000" cy="2818689"/>
                     </a:xfrm>
                     <a:prstGeom prst="rect"/>
                   </pic:spPr>

--- a/워크시트/ShyPanda_얼굴인식버전_엔트리_워크시트.docx
+++ b/워크시트/ShyPanda_얼굴인식버전_엔트리_워크시트.docx
@@ -1618,6 +1618,281 @@
         <w:t>Laser Eye나 Face Finder처럼 좌표를 사용하는 다른 프로젝트에도 이 “범위 안에 있는지 확인하기” 방법을 적용해 보세요.</w:t>
       </w:r>
     </w:p>
+    <w:tbl>
+      <w:tblPr>
+        <w:tblW w:type="auto" w:w="0"/>
+        <w:jc w:val="center"/>
+        <w:tblLook w:firstColumn="1" w:firstRow="1" w:lastColumn="0" w:lastRow="0" w:noHBand="0" w:noVBand="1" w:val="04A0"/>
+        <w:tblBorders>
+          <w:top w:val="none" w:sz="0" w:space="0" w:color="auto"/>
+          <w:left w:val="none" w:sz="0" w:space="0" w:color="auto"/>
+          <w:bottom w:val="none" w:sz="0" w:space="0" w:color="auto"/>
+          <w:right w:val="none" w:sz="0" w:space="0" w:color="auto"/>
+          <w:insideH w:val="none" w:sz="0" w:space="0" w:color="auto"/>
+          <w:insideV w:val="none" w:sz="0" w:space="0" w:color="auto"/>
+        </w:tblBorders>
+      </w:tblPr>
+      <w:tblGrid>
+        <w:gridCol w:w="9638"/>
+      </w:tblGrid>
+      <w:tr>
+        <w:tc>
+          <w:tcPr>
+            <w:tcW w:type="dxa" w:w="9638"/>
+            <w:shd w:val="clear" w:color="auto" w:fill="1A1A2E"/>
+          </w:tcPr>
+          <w:p>
+            <w:pPr>
+              <w:pageBreakBefore/>
+              <w:jc w:val="center"/>
+            </w:pPr>
+            <w:r>
+              <w:rPr>
+                <w:b/>
+                <w:color w:val="FFFFFF"/>
+                <w:sz w:val="32"/>
+              </w:rPr>
+              <w:t>워크시트 — ShyPanda (얼굴인식버전)</w:t>
+            </w:r>
+          </w:p>
+        </w:tc>
+      </w:tr>
+    </w:tbl>
+    <w:p>
+      <w:r>
+        <w:rPr>
+          <w:b w:val="0"/>
+          <w:sz w:val="26"/>
+        </w:rPr>
+      </w:r>
+    </w:p>
+    <w:p>
+      <w:r>
+        <w:rPr>
+          <w:b/>
+          <w:sz w:val="26"/>
+        </w:rPr>
+        <w:t>이름:</w:t>
+      </w:r>
+    </w:p>
+    <w:p>
+      <w:pPr>
+        <w:pBdr>
+          <w:bottom w:val="single" w:sz="4" w:space="1" w:color="999999"/>
+        </w:pBdr>
+        <w:spacing w:after="280"/>
+      </w:pPr>
+      <w:r>
+        <w:rPr>
+          <w:b w:val="0"/>
+          <w:sz w:val="24"/>
+        </w:rPr>
+        <w:t xml:space="preserve"> </w:t>
+      </w:r>
+    </w:p>
+    <w:p>
+      <w:r>
+        <w:rPr>
+          <w:b/>
+          <w:sz w:val="26"/>
+        </w:rPr>
+        <w:t>날짜:</w:t>
+      </w:r>
+    </w:p>
+    <w:p>
+      <w:pPr>
+        <w:pBdr>
+          <w:bottom w:val="single" w:sz="4" w:space="1" w:color="999999"/>
+        </w:pBdr>
+        <w:spacing w:after="280"/>
+      </w:pPr>
+      <w:r>
+        <w:rPr>
+          <w:b w:val="0"/>
+          <w:sz w:val="24"/>
+        </w:rPr>
+        <w:t xml:space="preserve"> </w:t>
+      </w:r>
+    </w:p>
+    <w:p>
+      <w:r>
+        <w:rPr>
+          <w:b w:val="0"/>
+          <w:sz w:val="26"/>
+        </w:rPr>
+      </w:r>
+    </w:p>
+    <w:p>
+      <w:r>
+        <w:rPr>
+          <w:b/>
+          <w:sz w:val="26"/>
+        </w:rPr>
+        <w:t>1. 원본 Shy Panda와 이 버전은 '창문 안에 사람이 있는지' 판단하는 방식이 어떻게 다른가요?</w:t>
+      </w:r>
+    </w:p>
+    <w:p>
+      <w:pPr>
+        <w:pBdr>
+          <w:bottom w:val="single" w:sz="4" w:space="1" w:color="999999"/>
+        </w:pBdr>
+        <w:spacing w:after="280"/>
+      </w:pPr>
+      <w:r>
+        <w:rPr>
+          <w:b w:val="0"/>
+          <w:sz w:val="24"/>
+        </w:rPr>
+        <w:t xml:space="preserve"> </w:t>
+      </w:r>
+    </w:p>
+    <w:p>
+      <w:pPr>
+        <w:pBdr>
+          <w:bottom w:val="single" w:sz="4" w:space="1" w:color="999999"/>
+        </w:pBdr>
+        <w:spacing w:after="280"/>
+      </w:pPr>
+      <w:r>
+        <w:rPr>
+          <w:b w:val="0"/>
+          <w:sz w:val="24"/>
+        </w:rPr>
+        <w:t xml:space="preserve"> </w:t>
+      </w:r>
+    </w:p>
+    <w:p>
+      <w:r>
+        <w:rPr>
+          <w:b/>
+          <w:sz w:val="26"/>
+        </w:rPr>
+        <w:t>2. 왼쪽 눈·오른쪽 눈·턱 좌표가 창문 범위 안에 있는지 확인할 때 사용한 조건 블록은 무엇인가요?</w:t>
+      </w:r>
+    </w:p>
+    <w:p>
+      <w:pPr>
+        <w:pBdr>
+          <w:bottom w:val="single" w:sz="4" w:space="1" w:color="999999"/>
+        </w:pBdr>
+        <w:spacing w:after="280"/>
+      </w:pPr>
+      <w:r>
+        <w:rPr>
+          <w:b w:val="0"/>
+          <w:sz w:val="24"/>
+        </w:rPr>
+        <w:t xml:space="preserve"> </w:t>
+      </w:r>
+    </w:p>
+    <w:p>
+      <w:pPr>
+        <w:pBdr>
+          <w:bottom w:val="single" w:sz="4" w:space="1" w:color="999999"/>
+        </w:pBdr>
+        <w:spacing w:after="280"/>
+      </w:pPr>
+      <w:r>
+        <w:rPr>
+          <w:b w:val="0"/>
+          <w:sz w:val="24"/>
+        </w:rPr>
+        <w:t xml:space="preserve"> </w:t>
+      </w:r>
+    </w:p>
+    <w:p>
+      <w:r>
+        <w:rPr>
+          <w:b/>
+          <w:sz w:val="26"/>
+        </w:rPr>
+        <w:t>3. 좌표 범위 기준 값을 바꾸면 판정 결과가 어떻게 달라질까요? 직접 실험해보세요.</w:t>
+      </w:r>
+    </w:p>
+    <w:p>
+      <w:pPr>
+        <w:pBdr>
+          <w:bottom w:val="single" w:sz="4" w:space="1" w:color="999999"/>
+        </w:pBdr>
+        <w:spacing w:after="280"/>
+      </w:pPr>
+      <w:r>
+        <w:rPr>
+          <w:b w:val="0"/>
+          <w:sz w:val="24"/>
+        </w:rPr>
+        <w:t xml:space="preserve"> </w:t>
+      </w:r>
+    </w:p>
+    <w:p>
+      <w:pPr>
+        <w:pBdr>
+          <w:bottom w:val="single" w:sz="4" w:space="1" w:color="999999"/>
+        </w:pBdr>
+        <w:spacing w:after="280"/>
+      </w:pPr>
+      <w:r>
+        <w:rPr>
+          <w:b w:val="0"/>
+          <w:sz w:val="24"/>
+        </w:rPr>
+        <w:t xml:space="preserve"> </w:t>
+      </w:r>
+    </w:p>
+    <w:p>
+      <w:r>
+        <w:rPr>
+          <w:b w:val="0"/>
+          <w:sz w:val="26"/>
+        </w:rPr>
+      </w:r>
+    </w:p>
+    <w:p>
+      <w:r>
+        <w:rPr>
+          <w:b/>
+          <w:sz w:val="26"/>
+        </w:rPr>
+        <w:t>오늘 배운 내용 체크리스트</w:t>
+      </w:r>
+    </w:p>
+    <w:p>
+      <w:r>
+        <w:rPr>
+          <w:b w:val="0"/>
+          <w:sz w:val="24"/>
+        </w:rPr>
+        <w:t>☐  '창문인식' 나만의 블록이 판단하는 3가지 좌표 조건을 설명할 수 있다</w:t>
+      </w:r>
+    </w:p>
+    <w:p>
+      <w:r>
+        <w:rPr>
+          <w:b w:val="0"/>
+          <w:sz w:val="24"/>
+        </w:rPr>
+        <w:t>☐  이미지 분류 방식과 좌표 계산 방식의 장단점을 비교할 수 있다</w:t>
+      </w:r>
+    </w:p>
+    <w:p>
+      <w:r>
+        <w:rPr>
+          <w:b w:val="0"/>
+          <w:sz w:val="24"/>
+        </w:rPr>
+        <w:t>☐  좌표 기준 값을 바꿔가며 실험해봤다</w:t>
+      </w:r>
+    </w:p>
+    <w:p>
+      <w:r>
+        <w:rPr>
+          <w:b w:val="0"/>
+          <w:sz w:val="24"/>
+        </w:rPr>
+        <w:t>☐  두 방식을 합쳐서 더 정확하게 만드는 방법을 생각해봤다 (선택)</w:t>
+      </w:r>
+    </w:p>
+    <w:p/>
     <w:sectPr>
       <w:pgSz w:w="11906" w:h="16838"/>
       <w:pgMar w:top="850" w:right="1134" w:bottom="850" w:left="1134" w:header="720" w:footer="720" w:gutter="0"/>
